--- a/04_Argumentos_CommandLine/04_Catalogo_Semantico.docx
+++ b/04_Argumentos_CommandLine/04_Catalogo_Semantico.docx
@@ -1367,10 +1367,10 @@
         <w:rPr>
           <w:b/>
         </w:rPr>
-        <w:t xml:space="preserve">Palavras-chave. </w:t>
-      </w:r>
-      <w:r>
-        <w:t>strings · parsing · tokenização</w:t>
+        <w:t xml:space="preserve">Palavras-chave.</w:t>
+      </w:r>
+      <w:r>
+        <w:t xml:space="preserve"> string · parsing · tokenização</w:t>
       </w:r>
     </w:p>
     <w:p>
@@ -1408,10 +1408,10 @@
         <w:rPr>
           <w:b/>
         </w:rPr>
-        <w:t xml:space="preserve">Palavras-chave. </w:t>
-      </w:r>
-      <w:r>
-        <w:t>strtok · tokenização · strings · memória</w:t>
+        <w:t xml:space="preserve">Palavras-chave.</w:t>
+      </w:r>
+      <w:r>
+        <w:t xml:space="preserve"> strtok · tokenização · string · memória</w:t>
       </w:r>
     </w:p>
     <w:p>
@@ -1449,10 +1449,10 @@
         <w:rPr>
           <w:b/>
         </w:rPr>
-        <w:t xml:space="preserve">Palavras-chave. </w:t>
-      </w:r>
-      <w:r>
-        <w:t>typedef · tipos em C · estrutura de configuração</w:t>
+        <w:t xml:space="preserve">Palavras-chave.</w:t>
+      </w:r>
+      <w:r>
+        <w:t xml:space="preserve"> typedef · tipos de dados · estrutura de configuração</w:t>
       </w:r>
     </w:p>
     <w:p>
@@ -1478,12 +1478,12 @@
         <w:pStyle w:val="Heading3"/>
       </w:pPr>
       <w:r>
-        <w:t>argc</w:t>
+        <w:t xml:space="preserve">argc</w:t>
       </w:r>
     </w:p>
     <w:p>
       <w:r>
-        <w:t>Quantidade de argumentos recebidos por main, incluindo a posição de invocação do programa.</w:t>
+        <w:t xml:space="preserve">Quantidade de argumentos recebidos por main, incluindo a posição de invocação do programa.</w:t>
       </w:r>
     </w:p>
     <w:p>
@@ -1492,10 +1492,10 @@
         <w:rPr>
           <w:b/>
         </w:rPr>
-        <w:t xml:space="preserve">Materiais: </w:t>
-      </w:r>
-      <w:r>
-        <w:t>arg_validation.png; argc_argv.png; envp.png; exercicio1.md; parsing_argc_argv.png; resumo1.png</w:t>
+        <w:t xml:space="preserve">Materiais:</w:t>
+      </w:r>
+      <w:r>
+        <w:t xml:space="preserve"> arg_validation.png; argc_argv.png; envp.png; exercicio1.md; parsing_argc_argv.png; resumo1.png</w:t>
       </w:r>
     </w:p>
     <w:p>
@@ -1503,12 +1503,12 @@
         <w:pStyle w:val="Heading3"/>
       </w:pPr>
       <w:r>
-        <w:t>argumento posicional</w:t>
+        <w:t xml:space="preserve">argumento posicional</w:t>
       </w:r>
     </w:p>
     <w:p>
       <w:r>
-        <w:t>Parâmetro interpretado por sua posição, sem nome explícito.</w:t>
+        <w:t xml:space="preserve">Parâmetro interpretado por sua posição, sem nome explícito.</w:t>
       </w:r>
     </w:p>
     <w:p>
@@ -1517,10 +1517,10 @@
         <w:rPr>
           <w:b/>
         </w:rPr>
-        <w:t xml:space="preserve">Materiais: </w:t>
-      </w:r>
-      <w:r>
-        <w:t>argopt.png; exercicio2.md; gabarito2.md</w:t>
+        <w:t xml:space="preserve">Materiais:</w:t>
+      </w:r>
+      <w:r>
+        <w:t xml:space="preserve"> argopt.png; exercicio2.md; gabarito2.md</w:t>
       </w:r>
     </w:p>
     <w:p>
@@ -1528,12 +1528,12 @@
         <w:pStyle w:val="Heading3"/>
       </w:pPr>
       <w:r>
-        <w:t>argumentos de linha de comando</w:t>
+        <w:t xml:space="preserve">argumentos de linha de comando</w:t>
       </w:r>
     </w:p>
     <w:p>
       <w:r>
-        <w:t>Valores textuais fornecidos na invocação do programa.</w:t>
+        <w:t xml:space="preserve">Valores textuais fornecidos na invocação do programa.</w:t>
       </w:r>
     </w:p>
     <w:p>
@@ -1542,10 +1542,10 @@
         <w:rPr>
           <w:b/>
         </w:rPr>
-        <w:t xml:space="preserve">Materiais: </w:t>
-      </w:r>
-      <w:r>
-        <w:t>argc_argv.png; argumentos_processos.gif; env.png; env4.png; executando.png; parsing_argc_argv.png</w:t>
+        <w:t xml:space="preserve">Materiais:</w:t>
+      </w:r>
+      <w:r>
+        <w:t xml:space="preserve"> argc_argv.png; argumentos_processos.gif; env.png; env4.png; executando.png; parsing_argc_argv.png</w:t>
       </w:r>
     </w:p>
     <w:p>
@@ -1553,12 +1553,12 @@
         <w:pStyle w:val="Heading3"/>
       </w:pPr>
       <w:r>
-        <w:t>argv</w:t>
+        <w:t xml:space="preserve">argv</w:t>
       </w:r>
     </w:p>
     <w:p>
       <w:r>
-        <w:t>Vetor de strings que contém os argumentos fornecidos ao programa.</w:t>
+        <w:t xml:space="preserve">Vetor de strings que contém os argumentos fornecidos ao programa.</w:t>
       </w:r>
     </w:p>
     <w:p>
@@ -1567,10 +1567,10 @@
         <w:rPr>
           <w:b/>
         </w:rPr>
-        <w:t xml:space="preserve">Materiais: </w:t>
-      </w:r>
-      <w:r>
-        <w:t>argc_argv.png; cmdline_parsing.gif; conversao_argumentos.png; envp.png; exercicio1.md; parsing_argc_argv.png; resumo1.png</w:t>
+        <w:t xml:space="preserve">Materiais:</w:t>
+      </w:r>
+      <w:r>
+        <w:t xml:space="preserve"> argc_argv.png; cmdline_parsing.gif; conversao_argumentos.png; envp.png; exercicio1.md; parsing_argc_argv.png; resumo1.png</w:t>
       </w:r>
     </w:p>
     <w:p>
@@ -1578,12 +1578,12 @@
         <w:pStyle w:val="Heading3"/>
       </w:pPr>
       <w:r>
-        <w:t>arquivo objeto</w:t>
+        <w:t xml:space="preserve">arquivo objeto</w:t>
       </w:r>
     </w:p>
     <w:p>
       <w:r>
-        <w:t>Produto intermediário da compilação usado na ligação.</w:t>
+        <w:t xml:space="preserve">Produto intermediário da compilação usado na ligação.</w:t>
       </w:r>
     </w:p>
     <w:p>
@@ -1592,10 +1592,10 @@
         <w:rPr>
           <w:b/>
         </w:rPr>
-        <w:t xml:space="preserve">Materiais: </w:t>
-      </w:r>
-      <w:r>
-        <w:t>compilacao.png; obj_vs_exe.png</w:t>
+        <w:t xml:space="preserve">Materiais:</w:t>
+      </w:r>
+      <w:r>
+        <w:t xml:space="preserve"> compilacao.png; obj_vs_exe.png</w:t>
       </w:r>
     </w:p>
     <w:p>
@@ -1603,12 +1603,12 @@
         <w:pStyle w:val="Heading3"/>
       </w:pPr>
       <w:r>
-        <w:t>compilação</w:t>
+        <w:t xml:space="preserve">compilação</w:t>
       </w:r>
     </w:p>
     <w:p>
       <w:r>
-        <w:t>Tradução de código-fonte para representação intermediária ou código de máquina.</w:t>
+        <w:t xml:space="preserve">Tradução de código-fonte para representação intermediária ou código de máquina.</w:t>
       </w:r>
     </w:p>
     <w:p>
@@ -1617,10 +1617,10 @@
         <w:rPr>
           <w:b/>
         </w:rPr>
-        <w:t xml:space="preserve">Materiais: </w:t>
-      </w:r>
-      <w:r>
-        <w:t>compilacao.png</w:t>
+        <w:t xml:space="preserve">Materiais:</w:t>
+      </w:r>
+      <w:r>
+        <w:t xml:space="preserve"> compilacao.png</w:t>
       </w:r>
     </w:p>
     <w:p>
@@ -1628,12 +1628,12 @@
         <w:pStyle w:val="Heading3"/>
       </w:pPr>
       <w:r>
-        <w:t>configuração de aplicação</w:t>
+        <w:t xml:space="preserve">configuração de aplicação</w:t>
       </w:r>
     </w:p>
     <w:p>
       <w:r>
-        <w:t>Conjunto de valores que determina o comportamento de uma aplicação.</w:t>
+        <w:t xml:space="preserve">Conjunto de valores que determina o comportamento de uma aplicação.</w:t>
       </w:r>
     </w:p>
     <w:p>
@@ -1642,10 +1642,10 @@
         <w:rPr>
           <w:b/>
         </w:rPr>
-        <w:t xml:space="preserve">Materiais: </w:t>
-      </w:r>
-      <w:r>
-        <w:t>env3.png; env4.png; resumo2.png</w:t>
+        <w:t xml:space="preserve">Materiais:</w:t>
+      </w:r>
+      <w:r>
+        <w:t xml:space="preserve"> env3.png; env4.png; resumo2.png</w:t>
       </w:r>
     </w:p>
     <w:p>
@@ -1653,12 +1653,12 @@
         <w:pStyle w:val="Heading3"/>
       </w:pPr>
       <w:r>
-        <w:t>convenções de CLI</w:t>
+        <w:t xml:space="preserve">convenções de CLI</w:t>
       </w:r>
     </w:p>
     <w:p>
       <w:r>
-        <w:t>Padrões de apresentação e interpretação de opções de linha de comando.</w:t>
+        <w:t xml:space="preserve">Padrões de apresentação e interpretação de opções de linha de comando.</w:t>
       </w:r>
     </w:p>
     <w:p>
@@ -1667,10 +1667,10 @@
         <w:rPr>
           <w:b/>
         </w:rPr>
-        <w:t xml:space="preserve">Materiais: </w:t>
-      </w:r>
-      <w:r>
-        <w:t>cmdline_standard.png; cmdline_standard2.png</w:t>
+        <w:t xml:space="preserve">Materiais:</w:t>
+      </w:r>
+      <w:r>
+        <w:t xml:space="preserve"> cmdline_standard.png; cmdline_standard2.png</w:t>
       </w:r>
     </w:p>
     <w:p>
@@ -1678,12 +1678,12 @@
         <w:pStyle w:val="Heading3"/>
       </w:pPr>
       <w:r>
-        <w:t>conversão numérica</w:t>
+        <w:t xml:space="preserve">conversão numérica</w:t>
       </w:r>
     </w:p>
     <w:p>
       <w:r>
-        <w:t>Transformação de representação textual em valor numérico.</w:t>
+        <w:t xml:space="preserve">Transformação de representação textual em valor numérico.</w:t>
       </w:r>
     </w:p>
     <w:p>
@@ -1692,10 +1692,10 @@
         <w:rPr>
           <w:b/>
         </w:rPr>
-        <w:t xml:space="preserve">Materiais: </w:t>
-      </w:r>
-      <w:r>
-        <w:t>conversao_argumentos.png; conversao_argumentos2.png</w:t>
+        <w:t xml:space="preserve">Materiais:</w:t>
+      </w:r>
+      <w:r>
+        <w:t xml:space="preserve"> conversao_argumentos.png; conversao_argumentos2.png</w:t>
       </w:r>
     </w:p>
     <w:p>
@@ -1703,12 +1703,12 @@
         <w:pStyle w:val="Heading3"/>
       </w:pPr>
       <w:r>
-        <w:t>envp</w:t>
+        <w:t xml:space="preserve">envp</w:t>
       </w:r>
     </w:p>
     <w:p>
       <w:r>
-        <w:t>Vetor de strings que representa entradas do ambiente, disponível em algumas interfaces de execução.</w:t>
+        <w:t xml:space="preserve">Vetor de strings que representa entradas do ambiente, disponível em algumas interfaces de execução.</w:t>
       </w:r>
     </w:p>
     <w:p>
@@ -1717,10 +1717,10 @@
         <w:rPr>
           <w:b/>
         </w:rPr>
-        <w:t xml:space="preserve">Materiais: </w:t>
-      </w:r>
-      <w:r>
-        <w:t>envp.png</w:t>
+        <w:t xml:space="preserve">Materiais:</w:t>
+      </w:r>
+      <w:r>
+        <w:t xml:space="preserve"> envp.png</w:t>
       </w:r>
     </w:p>
     <w:p>
@@ -1728,12 +1728,12 @@
         <w:pStyle w:val="Heading3"/>
       </w:pPr>
       <w:r>
-        <w:t>errno</w:t>
+        <w:t xml:space="preserve">errno</w:t>
       </w:r>
     </w:p>
     <w:p>
       <w:r>
-        <w:t>Indicador usado por funções da biblioteca C para sinalizar determinadas condições de erro.</w:t>
+        <w:t xml:space="preserve">Indicador usado por funções da biblioteca C para sinalizar determinadas condições de erro.</w:t>
       </w:r>
     </w:p>
     <w:p>
@@ -1742,10 +1742,10 @@
         <w:rPr>
           <w:b/>
         </w:rPr>
-        <w:t xml:space="preserve">Materiais: </w:t>
-      </w:r>
-      <w:r>
-        <w:t>conversao_argumentos2.png; gabarito1.md</w:t>
+        <w:t xml:space="preserve">Materiais:</w:t>
+      </w:r>
+      <w:r>
+        <w:t xml:space="preserve"> conversao_argumentos2.png; gabarito1.md</w:t>
       </w:r>
     </w:p>
     <w:p>
@@ -1753,12 +1753,12 @@
         <w:pStyle w:val="Heading3"/>
       </w:pPr>
       <w:r>
-        <w:t>estrutura de configuração</w:t>
+        <w:t xml:space="preserve">estrutura de configuração</w:t>
       </w:r>
     </w:p>
     <w:p>
       <w:r>
-        <w:t>Agrupamento dos parâmetros interpretados que orientam o comportamento do programa.</w:t>
+        <w:t xml:space="preserve">Agrupamento dos parâmetros interpretados que orientam o comportamento do programa.</w:t>
       </w:r>
     </w:p>
     <w:p>
@@ -1767,10 +1767,10 @@
         <w:rPr>
           <w:b/>
         </w:rPr>
-        <w:t xml:space="preserve">Materiais: </w:t>
-      </w:r>
-      <w:r>
-        <w:t>argopt3.png; exercicio1.md; gabarito1.md; gabarito2.md; parsing_argc_argv2.png; typedef.jpeg</w:t>
+        <w:t xml:space="preserve">Materiais:</w:t>
+      </w:r>
+      <w:r>
+        <w:t xml:space="preserve"> argopt3.png; exercicio1.md; gabarito1.md; gabarito2.md; parsing_argc_argv2.png; typedef.jpeg</w:t>
       </w:r>
     </w:p>
     <w:p>
@@ -1778,12 +1778,12 @@
         <w:pStyle w:val="Heading3"/>
       </w:pPr>
       <w:r>
-        <w:t>executável</w:t>
+        <w:t xml:space="preserve">execução de programa</w:t>
       </w:r>
     </w:p>
     <w:p>
       <w:r>
-        <w:t>Arquivo preparado para carregamento e execução.</w:t>
+        <w:t xml:space="preserve">Inicialização e processamento das instruções de um programa.</w:t>
       </w:r>
     </w:p>
     <w:p>
@@ -1792,10 +1792,10 @@
         <w:rPr>
           <w:b/>
         </w:rPr>
-        <w:t xml:space="preserve">Materiais: </w:t>
-      </w:r>
-      <w:r>
-        <w:t>compilacao.png; env_paths.png; obj_vs_exe.png</w:t>
+        <w:t xml:space="preserve">Materiais:</w:t>
+      </w:r>
+      <w:r>
+        <w:t xml:space="preserve"> argumentos_processos.gif; cmdline_parsing.gif; executando.png</w:t>
       </w:r>
     </w:p>
     <w:p>
@@ -1803,12 +1803,12 @@
         <w:pStyle w:val="Heading3"/>
       </w:pPr>
       <w:r>
-        <w:t>execução de programa</w:t>
+        <w:t xml:space="preserve">executável</w:t>
       </w:r>
     </w:p>
     <w:p>
       <w:r>
-        <w:t>Inicialização e processamento das instruções de um programa.</w:t>
+        <w:t xml:space="preserve">Arquivo preparado para carregamento e execução.</w:t>
       </w:r>
     </w:p>
     <w:p>
@@ -1817,10 +1817,10 @@
         <w:rPr>
           <w:b/>
         </w:rPr>
-        <w:t xml:space="preserve">Materiais: </w:t>
-      </w:r>
-      <w:r>
-        <w:t>argumentos_processos.gif; cmdline_parsing.gif; executando.png</w:t>
+        <w:t xml:space="preserve">Materiais:</w:t>
+      </w:r>
+      <w:r>
+        <w:t xml:space="preserve"> compilacao.png; env_paths.png; obj_vs_exe.png</w:t>
       </w:r>
     </w:p>
     <w:p>
@@ -1828,12 +1828,12 @@
         <w:pStyle w:val="Heading3"/>
       </w:pPr>
       <w:r>
-        <w:t>flag</w:t>
+        <w:t xml:space="preserve">flag</w:t>
       </w:r>
     </w:p>
     <w:p>
       <w:r>
-        <w:t>Opção cuja presença representa uma condição, geralmente sem valor adicional.</w:t>
+        <w:t xml:space="preserve">Opção cuja presença representa uma condição, geralmente sem valor adicional.</w:t>
       </w:r>
     </w:p>
     <w:p>
@@ -1842,10 +1842,10 @@
         <w:rPr>
           <w:b/>
         </w:rPr>
-        <w:t xml:space="preserve">Materiais: </w:t>
-      </w:r>
-      <w:r>
-        <w:t>argopt.png; argopt2.png; argopt3.png; exercicio2.md</w:t>
+        <w:t xml:space="preserve">Materiais:</w:t>
+      </w:r>
+      <w:r>
+        <w:t xml:space="preserve"> argopt.png; argopt2.png; argopt3.png; exercicio2.md</w:t>
       </w:r>
     </w:p>
     <w:p>
@@ -1853,12 +1853,12 @@
         <w:pStyle w:val="Heading3"/>
       </w:pPr>
       <w:r>
-        <w:t>fork</w:t>
+        <w:t xml:space="preserve">fork</w:t>
       </w:r>
     </w:p>
     <w:p>
       <w:r>
-        <w:t>Operação POSIX de criação de processo filho.</w:t>
+        <w:t xml:space="preserve">Operação POSIX de criação de processo filho.</w:t>
       </w:r>
     </w:p>
     <w:p>
@@ -1867,10 +1867,10 @@
         <w:rPr>
           <w:b/>
         </w:rPr>
-        <w:t xml:space="preserve">Materiais: </w:t>
-      </w:r>
-      <w:r>
-        <w:t>env_fork.png</w:t>
+        <w:t xml:space="preserve">Materiais:</w:t>
+      </w:r>
+      <w:r>
+        <w:t xml:space="preserve"> env_fork.png</w:t>
       </w:r>
     </w:p>
     <w:p>
@@ -1878,12 +1878,12 @@
         <w:pStyle w:val="Heading3"/>
       </w:pPr>
       <w:r>
-        <w:t>getenv</w:t>
+        <w:t xml:space="preserve">getenv</w:t>
       </w:r>
     </w:p>
     <w:p>
       <w:r>
-        <w:t>Função que consulta o valor de uma variável de ambiente.</w:t>
+        <w:t xml:space="preserve">Função que consulta o valor de uma variável de ambiente.</w:t>
       </w:r>
     </w:p>
     <w:p>
@@ -1892,10 +1892,10 @@
         <w:rPr>
           <w:b/>
         </w:rPr>
-        <w:t xml:space="preserve">Materiais: </w:t>
-      </w:r>
-      <w:r>
-        <w:t>getenv.png</w:t>
+        <w:t xml:space="preserve">Materiais:</w:t>
+      </w:r>
+      <w:r>
+        <w:t xml:space="preserve"> getenv.png</w:t>
       </w:r>
     </w:p>
     <w:p>
@@ -1903,12 +1903,12 @@
         <w:pStyle w:val="Heading3"/>
       </w:pPr>
       <w:r>
-        <w:t>herança de ambiente</w:t>
+        <w:t xml:space="preserve">herança de ambiente</w:t>
       </w:r>
     </w:p>
     <w:p>
       <w:r>
-        <w:t>Transmissão de valores do ambiente de um processo para outro.</w:t>
+        <w:t xml:space="preserve">Transmissão de valores do ambiente de um processo para outro.</w:t>
       </w:r>
     </w:p>
     <w:p>
@@ -1917,10 +1917,10 @@
         <w:rPr>
           <w:b/>
         </w:rPr>
-        <w:t xml:space="preserve">Materiais: </w:t>
-      </w:r>
-      <w:r>
-        <w:t>env_fork.png; env2.png</w:t>
+        <w:t xml:space="preserve">Materiais:</w:t>
+      </w:r>
+      <w:r>
+        <w:t xml:space="preserve"> env2.png; env_fork.png</w:t>
       </w:r>
     </w:p>
     <w:p>
@@ -1928,12 +1928,12 @@
         <w:pStyle w:val="Heading3"/>
       </w:pPr>
       <w:r>
-        <w:t>ligação</w:t>
+        <w:t xml:space="preserve">ligação</w:t>
       </w:r>
     </w:p>
     <w:p>
       <w:r>
-        <w:t>Etapa que combina objetos e resolve referências para gerar o executável.</w:t>
+        <w:t xml:space="preserve">Etapa que combina objetos e resolve referências para gerar o executável.</w:t>
       </w:r>
     </w:p>
     <w:p>
@@ -1942,10 +1942,10 @@
         <w:rPr>
           <w:b/>
         </w:rPr>
-        <w:t xml:space="preserve">Materiais: </w:t>
-      </w:r>
-      <w:r>
-        <w:t>compilacao.png; obj_vs_exe.png</w:t>
+        <w:t xml:space="preserve">Materiais:</w:t>
+      </w:r>
+      <w:r>
+        <w:t xml:space="preserve"> compilacao.png; obj_vs_exe.png</w:t>
       </w:r>
     </w:p>
     <w:p>
@@ -1953,12 +1953,12 @@
         <w:pStyle w:val="Heading3"/>
       </w:pPr>
       <w:r>
-        <w:t>main</w:t>
+        <w:t xml:space="preserve">main</w:t>
       </w:r>
     </w:p>
     <w:p>
       <w:r>
-        <w:t>Função de entrada usual de um programa em C.</w:t>
+        <w:t xml:space="preserve">Função de entrada usual de um programa em C.</w:t>
       </w:r>
     </w:p>
     <w:p>
@@ -1967,10 +1967,10 @@
         <w:rPr>
           <w:b/>
         </w:rPr>
-        <w:t xml:space="preserve">Materiais: </w:t>
-      </w:r>
-      <w:r>
-        <w:t>argc_argv.png</w:t>
+        <w:t xml:space="preserve">Materiais:</w:t>
+      </w:r>
+      <w:r>
+        <w:t xml:space="preserve"> argc_argv.png</w:t>
       </w:r>
     </w:p>
     <w:p>
@@ -1978,12 +1978,12 @@
         <w:pStyle w:val="Heading3"/>
       </w:pPr>
       <w:r>
-        <w:t>memória</w:t>
+        <w:t xml:space="preserve">memória</w:t>
       </w:r>
     </w:p>
     <w:p>
       <w:r>
-        <w:t>Armazenamento acessado por programas durante a execução.</w:t>
+        <w:t xml:space="preserve">Armazenamento acessado por programas durante a execução.</w:t>
       </w:r>
     </w:p>
     <w:p>
@@ -1992,10 +1992,10 @@
         <w:rPr>
           <w:b/>
         </w:rPr>
-        <w:t xml:space="preserve">Materiais: </w:t>
-      </w:r>
-      <w:r>
-        <w:t>strtok_execucao_tokens.gif</w:t>
+        <w:t xml:space="preserve">Materiais:</w:t>
+      </w:r>
+      <w:r>
+        <w:t xml:space="preserve"> strtok_execucao_tokens.gif</w:t>
       </w:r>
     </w:p>
     <w:p>
@@ -2003,12 +2003,12 @@
         <w:pStyle w:val="Heading3"/>
       </w:pPr>
       <w:r>
-        <w:t>mensagem de uso</w:t>
+        <w:t xml:space="preserve">mensagem de uso</w:t>
       </w:r>
     </w:p>
     <w:p>
       <w:r>
-        <w:t>Texto que descreve sintaxe e parâmetros aceitos pelo programa.</w:t>
+        <w:t xml:space="preserve">Texto que descreve sintaxe e parâmetros aceitos pelo programa.</w:t>
       </w:r>
     </w:p>
     <w:p>
@@ -2017,10 +2017,10 @@
         <w:rPr>
           <w:b/>
         </w:rPr>
-        <w:t xml:space="preserve">Materiais: </w:t>
-      </w:r>
-      <w:r>
-        <w:t>argopt_help.png; cmdline_standard2.png</w:t>
+        <w:t xml:space="preserve">Materiais:</w:t>
+      </w:r>
+      <w:r>
+        <w:t xml:space="preserve"> argopt_help.png; cmdline_standard2.png</w:t>
       </w:r>
     </w:p>
     <w:p>
@@ -2028,12 +2028,12 @@
         <w:pStyle w:val="Heading3"/>
       </w:pPr>
       <w:r>
-        <w:t>opção curta</w:t>
+        <w:t xml:space="preserve">opção curta</w:t>
       </w:r>
     </w:p>
     <w:p>
       <w:r>
-        <w:t>Opção identificada normalmente por hífen seguido de letra.</w:t>
+        <w:t xml:space="preserve">Opção identificada normalmente por hífen seguido de letra.</w:t>
       </w:r>
     </w:p>
     <w:p>
@@ -2042,10 +2042,10 @@
         <w:rPr>
           <w:b/>
         </w:rPr>
-        <w:t xml:space="preserve">Materiais: </w:t>
-      </w:r>
-      <w:r>
-        <w:t>argopt.png; argopt2.png; cmdline_standard.png; exercicio2.md; gabarito2.md</w:t>
+        <w:t xml:space="preserve">Materiais:</w:t>
+      </w:r>
+      <w:r>
+        <w:t xml:space="preserve"> argopt.png; argopt2.png; cmdline_standard.png; exercicio2.md; gabarito2.md</w:t>
       </w:r>
     </w:p>
     <w:p>
@@ -2053,12 +2053,12 @@
         <w:pStyle w:val="Heading3"/>
       </w:pPr>
       <w:r>
-        <w:t>opção longa</w:t>
+        <w:t xml:space="preserve">opção longa</w:t>
       </w:r>
     </w:p>
     <w:p>
       <w:r>
-        <w:t>Opção de linha de comando identificada normalmente por prefixo duplo hífen.</w:t>
+        <w:t xml:space="preserve">Opção de linha de comando identificada normalmente por prefixo duplo hífen.</w:t>
       </w:r>
     </w:p>
     <w:p>
@@ -2067,10 +2067,10 @@
         <w:rPr>
           <w:b/>
         </w:rPr>
-        <w:t xml:space="preserve">Materiais: </w:t>
-      </w:r>
-      <w:r>
-        <w:t>argopt.png; argopt2.png; argopt3.png; cmdline_standard.png; exercicio2.md; gabarito2.md</w:t>
+        <w:t xml:space="preserve">Materiais:</w:t>
+      </w:r>
+      <w:r>
+        <w:t xml:space="preserve"> argopt.png; argopt2.png; argopt3.png; cmdline_standard.png; exercicio2.md; gabarito2.md</w:t>
       </w:r>
     </w:p>
     <w:p>
@@ -2078,12 +2078,12 @@
         <w:pStyle w:val="Heading3"/>
       </w:pPr>
       <w:r>
-        <w:t>parsing</w:t>
+        <w:t xml:space="preserve">parsing</w:t>
       </w:r>
     </w:p>
     <w:p>
       <w:r>
-        <w:t>Interpretação de texto de entrada segundo regras sintáticas e semânticas.</w:t>
+        <w:t xml:space="preserve">Interpretação de texto de entrada segundo regras sintáticas e semânticas.</w:t>
       </w:r>
     </w:p>
     <w:p>
@@ -2092,10 +2092,10 @@
         <w:rPr>
           <w:b/>
         </w:rPr>
-        <w:t xml:space="preserve">Materiais: </w:t>
-      </w:r>
-      <w:r>
-        <w:t>argopt2.png; argopt3.png; cmdline_parsing.gif; cmdline_standard.png; exercicio2.md; gabarito2.md; parsing_argc_argv.png; parsing_argc_argv2.png; resumo1.png; resumo2.png; string_parsing.png</w:t>
+        <w:t xml:space="preserve">Materiais:</w:t>
+      </w:r>
+      <w:r>
+        <w:t xml:space="preserve"> argopt2.png; argopt3.png; cmdline_parsing.gif; cmdline_standard.png; exercicio2.md; gabarito2.md; parsing_argc_argv.png; parsing_argc_argv2.png; resumo1.png; resumo2.png; string_parsing.png</w:t>
       </w:r>
     </w:p>
     <w:p>
@@ -2103,12 +2103,12 @@
         <w:pStyle w:val="Heading3"/>
       </w:pPr>
       <w:r>
-        <w:t>PATH</w:t>
+        <w:t xml:space="preserve">PATH</w:t>
       </w:r>
     </w:p>
     <w:p>
       <w:r>
-        <w:t>Variável de ambiente usada pelo shell na busca de comandos executáveis.</w:t>
+        <w:t xml:space="preserve">Variável de ambiente usada pelo shell na busca de comandos executáveis.</w:t>
       </w:r>
     </w:p>
     <w:p>
@@ -2117,10 +2117,10 @@
         <w:rPr>
           <w:b/>
         </w:rPr>
-        <w:t xml:space="preserve">Materiais: </w:t>
-      </w:r>
-      <w:r>
-        <w:t>env_paths.png</w:t>
+        <w:t xml:space="preserve">Materiais:</w:t>
+      </w:r>
+      <w:r>
+        <w:t xml:space="preserve"> env_paths.png</w:t>
       </w:r>
     </w:p>
     <w:p>
@@ -2128,12 +2128,12 @@
         <w:pStyle w:val="Heading3"/>
       </w:pPr>
       <w:r>
-        <w:t>processo</w:t>
+        <w:t xml:space="preserve">processo</w:t>
       </w:r>
     </w:p>
     <w:p>
       <w:r>
-        <w:t>Instância de um programa em execução com estado e recursos próprios.</w:t>
+        <w:t xml:space="preserve">Instância de um programa em execução com estado e recursos próprios.</w:t>
       </w:r>
     </w:p>
     <w:p>
@@ -2142,10 +2142,10 @@
         <w:rPr>
           <w:b/>
         </w:rPr>
-        <w:t xml:space="preserve">Materiais: </w:t>
-      </w:r>
-      <w:r>
-        <w:t>argumentos_processos.gif; env.png; env_fork.png; env2.png</w:t>
+        <w:t xml:space="preserve">Materiais:</w:t>
+      </w:r>
+      <w:r>
+        <w:t xml:space="preserve"> argumentos_processos.gif; env.png; env2.png; env_fork.png</w:t>
       </w:r>
     </w:p>
     <w:p>
@@ -2153,12 +2153,12 @@
         <w:pStyle w:val="Heading3"/>
       </w:pPr>
       <w:r>
-        <w:t>setenv</w:t>
+        <w:t xml:space="preserve">setenv</w:t>
       </w:r>
     </w:p>
     <w:p>
       <w:r>
-        <w:t>Função POSIX que define ou altera uma variável de ambiente.</w:t>
+        <w:t xml:space="preserve">Função POSIX que define ou altera uma variável de ambiente.</w:t>
       </w:r>
     </w:p>
     <w:p>
@@ -2167,10 +2167,10 @@
         <w:rPr>
           <w:b/>
         </w:rPr>
-        <w:t xml:space="preserve">Materiais: </w:t>
-      </w:r>
-      <w:r>
-        <w:t>setenv.png</w:t>
+        <w:t xml:space="preserve">Materiais:</w:t>
+      </w:r>
+      <w:r>
+        <w:t xml:space="preserve"> setenv.png</w:t>
       </w:r>
     </w:p>
     <w:p>
@@ -2178,12 +2178,12 @@
         <w:pStyle w:val="Heading3"/>
       </w:pPr>
       <w:r>
-        <w:t>strings</w:t>
+        <w:t xml:space="preserve">string</w:t>
       </w:r>
     </w:p>
     <w:p>
       <w:r>
-        <w:t>Sequências de caracteres usadas para representar texto.</w:t>
+        <w:t xml:space="preserve">Sequências de caracteres usadas para representar texto.</w:t>
       </w:r>
     </w:p>
     <w:p>
@@ -2192,10 +2192,10 @@
         <w:rPr>
           <w:b/>
         </w:rPr>
-        <w:t xml:space="preserve">Materiais: </w:t>
-      </w:r>
-      <w:r>
-        <w:t>string_parsing.png; strtok_execucao_tokens.gif</w:t>
+        <w:t xml:space="preserve">Materiais:</w:t>
+      </w:r>
+      <w:r>
+        <w:t xml:space="preserve"> string_parsing.png; strtok_execucao_tokens.gif</w:t>
       </w:r>
     </w:p>
     <w:p>
@@ -2203,12 +2203,12 @@
         <w:pStyle w:val="Heading3"/>
       </w:pPr>
       <w:r>
-        <w:t>strtok</w:t>
+        <w:t xml:space="preserve">strtok</w:t>
       </w:r>
     </w:p>
     <w:p>
       <w:r>
-        <w:t>Função que divide uma string mutável em tokens usando delimitadores.</w:t>
+        <w:t xml:space="preserve">Função que divide uma string mutável em tokens usando delimitadores.</w:t>
       </w:r>
     </w:p>
     <w:p>
@@ -2217,10 +2217,10 @@
         <w:rPr>
           <w:b/>
         </w:rPr>
-        <w:t xml:space="preserve">Materiais: </w:t>
-      </w:r>
-      <w:r>
-        <w:t>strtok_execucao_tokens.gif</w:t>
+        <w:t xml:space="preserve">Materiais:</w:t>
+      </w:r>
+      <w:r>
+        <w:t xml:space="preserve"> strtok_execucao_tokens.gif</w:t>
       </w:r>
     </w:p>
     <w:p>
@@ -2228,12 +2228,12 @@
         <w:pStyle w:val="Heading3"/>
       </w:pPr>
       <w:r>
-        <w:t>strtol</w:t>
+        <w:t xml:space="preserve">strtol</w:t>
       </w:r>
     </w:p>
     <w:p>
       <w:r>
-        <w:t>Função de conversão de texto para inteiro longo com possibilidade de verificar término e erros.</w:t>
+        <w:t xml:space="preserve">Função de conversão de texto para inteiro longo com possibilidade de verificar término e erros.</w:t>
       </w:r>
     </w:p>
     <w:p>
@@ -2242,10 +2242,10 @@
         <w:rPr>
           <w:b/>
         </w:rPr>
-        <w:t xml:space="preserve">Materiais: </w:t>
-      </w:r>
-      <w:r>
-        <w:t>arg_validation.png; conversao_argumentos2.png; exercicio1.md; gabarito1.md</w:t>
+        <w:t xml:space="preserve">Materiais:</w:t>
+      </w:r>
+      <w:r>
+        <w:t xml:space="preserve"> arg_validation.png; conversao_argumentos2.png; exercicio1.md; gabarito1.md</w:t>
       </w:r>
     </w:p>
     <w:p>
@@ -2253,12 +2253,12 @@
         <w:pStyle w:val="Heading3"/>
       </w:pPr>
       <w:r>
-        <w:t>terminal</w:t>
+        <w:t xml:space="preserve">terminal</w:t>
       </w:r>
     </w:p>
     <w:p>
       <w:r>
-        <w:t>Interface textual de interação com o sistema.</w:t>
+        <w:t xml:space="preserve">Interface textual de interação com o sistema.</w:t>
       </w:r>
     </w:p>
     <w:p>
@@ -2267,10 +2267,10 @@
         <w:rPr>
           <w:b/>
         </w:rPr>
-        <w:t xml:space="preserve">Materiais: </w:t>
-      </w:r>
-      <w:r>
-        <w:t>env_paths.png; executando.png</w:t>
+        <w:t xml:space="preserve">Materiais:</w:t>
+      </w:r>
+      <w:r>
+        <w:t xml:space="preserve"> env_paths.png; executando.png</w:t>
       </w:r>
     </w:p>
     <w:p>
@@ -2278,12 +2278,12 @@
         <w:pStyle w:val="Heading3"/>
       </w:pPr>
       <w:r>
-        <w:t>tipos em C</w:t>
+        <w:t xml:space="preserve">tipos de dados</w:t>
       </w:r>
     </w:p>
     <w:p>
       <w:r>
-        <w:t>Categorias de dados e representações definidas pela linguagem C.</w:t>
+        <w:t xml:space="preserve">Categorias de dados e representações definidas pela linguagem C.</w:t>
       </w:r>
     </w:p>
     <w:p>
@@ -2292,10 +2292,10 @@
         <w:rPr>
           <w:b/>
         </w:rPr>
-        <w:t xml:space="preserve">Materiais: </w:t>
-      </w:r>
-      <w:r>
-        <w:t>typedef.jpeg</w:t>
+        <w:t xml:space="preserve">Materiais:</w:t>
+      </w:r>
+      <w:r>
+        <w:t xml:space="preserve"> typedef.jpeg</w:t>
       </w:r>
     </w:p>
     <w:p>
@@ -2303,12 +2303,12 @@
         <w:pStyle w:val="Heading3"/>
       </w:pPr>
       <w:r>
-        <w:t>tokenização</w:t>
+        <w:t xml:space="preserve">tokenização</w:t>
       </w:r>
     </w:p>
     <w:p>
       <w:r>
-        <w:t>Separação de um texto em unidades menores chamadas tokens.</w:t>
+        <w:t xml:space="preserve">Separação de um texto em unidades menores chamadas tokens.</w:t>
       </w:r>
     </w:p>
     <w:p>
@@ -2317,10 +2317,10 @@
         <w:rPr>
           <w:b/>
         </w:rPr>
-        <w:t xml:space="preserve">Materiais: </w:t>
-      </w:r>
-      <w:r>
-        <w:t>string_parsing.png; strtok_execucao_tokens.gif</w:t>
+        <w:t xml:space="preserve">Materiais:</w:t>
+      </w:r>
+      <w:r>
+        <w:t xml:space="preserve"> string_parsing.png; strtok_execucao_tokens.gif</w:t>
       </w:r>
     </w:p>
     <w:p>
@@ -2328,12 +2328,12 @@
         <w:pStyle w:val="Heading3"/>
       </w:pPr>
       <w:r>
-        <w:t>tratamento de erros</w:t>
+        <w:t xml:space="preserve">tratamento de erros</w:t>
       </w:r>
     </w:p>
     <w:p>
       <w:r>
-        <w:t>Detecção e resposta a condições inválidas ou falhas.</w:t>
+        <w:t xml:space="preserve">Detecção e resposta a condições inválidas ou falhas.</w:t>
       </w:r>
     </w:p>
     <w:p>
@@ -2342,10 +2342,10 @@
         <w:rPr>
           <w:b/>
         </w:rPr>
-        <w:t xml:space="preserve">Materiais: </w:t>
-      </w:r>
-      <w:r>
-        <w:t>arg_validation.png; argopt_help.png; gabarito1.md</w:t>
+        <w:t xml:space="preserve">Materiais:</w:t>
+      </w:r>
+      <w:r>
+        <w:t xml:space="preserve"> arg_validation.png; argopt_help.png; gabarito1.md</w:t>
       </w:r>
     </w:p>
     <w:p>
@@ -2353,12 +2353,12 @@
         <w:pStyle w:val="Heading3"/>
       </w:pPr>
       <w:r>
-        <w:t>typedef</w:t>
+        <w:t xml:space="preserve">typedef</w:t>
       </w:r>
     </w:p>
     <w:p>
       <w:r>
-        <w:t>Declaração que estabelece um nome alternativo para um tipo.</w:t>
+        <w:t xml:space="preserve">Declaração que estabelece um nome alternativo para um tipo.</w:t>
       </w:r>
     </w:p>
     <w:p>
@@ -2367,10 +2367,10 @@
         <w:rPr>
           <w:b/>
         </w:rPr>
-        <w:t xml:space="preserve">Materiais: </w:t>
-      </w:r>
-      <w:r>
-        <w:t>typedef.jpeg</w:t>
+        <w:t xml:space="preserve">Materiais:</w:t>
+      </w:r>
+      <w:r>
+        <w:t xml:space="preserve"> typedef.jpeg</w:t>
       </w:r>
     </w:p>
     <w:p>
@@ -2378,12 +2378,12 @@
         <w:pStyle w:val="Heading3"/>
       </w:pPr>
       <w:r>
-        <w:t>unsetenv</w:t>
+        <w:t xml:space="preserve">unsetenv</w:t>
       </w:r>
     </w:p>
     <w:p>
       <w:r>
-        <w:t>Função POSIX que remove uma variável de ambiente.</w:t>
+        <w:t xml:space="preserve">Função POSIX que remove uma variável de ambiente.</w:t>
       </w:r>
     </w:p>
     <w:p>
@@ -2392,10 +2392,10 @@
         <w:rPr>
           <w:b/>
         </w:rPr>
-        <w:t xml:space="preserve">Materiais: </w:t>
-      </w:r>
-      <w:r>
-        <w:t>setenv.png</w:t>
+        <w:t xml:space="preserve">Materiais:</w:t>
+      </w:r>
+      <w:r>
+        <w:t xml:space="preserve"> setenv.png</w:t>
       </w:r>
     </w:p>
     <w:p>
@@ -2403,12 +2403,12 @@
         <w:pStyle w:val="Heading3"/>
       </w:pPr>
       <w:r>
-        <w:t>validação de entrada</w:t>
+        <w:t xml:space="preserve">validação de entrada</w:t>
       </w:r>
     </w:p>
     <w:p>
       <w:r>
-        <w:t>Verificação de formato, presença e limites de dados recebidos.</w:t>
+        <w:t xml:space="preserve">Verificação de formato, presença e limites de dados recebidos.</w:t>
       </w:r>
     </w:p>
     <w:p>
@@ -2417,10 +2417,10 @@
         <w:rPr>
           <w:b/>
         </w:rPr>
-        <w:t xml:space="preserve">Materiais: </w:t>
-      </w:r>
-      <w:r>
-        <w:t>arg_validation.png; argopt_help.png; cmdline_standard2.png; conversao_argumentos.png; conversao_argumentos2.png; exercicio1.md; getenv.png; parsing_argc_argv2.png; resumo1.png; resumo2.png</w:t>
+        <w:t xml:space="preserve">Materiais:</w:t>
+      </w:r>
+      <w:r>
+        <w:t xml:space="preserve"> arg_validation.png; argopt_help.png; cmdline_standard2.png; conversao_argumentos.png; conversao_argumentos2.png; exercicio1.md; getenv.png; parsing_argc_argv2.png; resumo1.png; resumo2.png</w:t>
       </w:r>
     </w:p>
     <w:p>
@@ -2428,12 +2428,12 @@
         <w:pStyle w:val="Heading3"/>
       </w:pPr>
       <w:r>
-        <w:t>variáveis de ambiente</w:t>
+        <w:t xml:space="preserve">variáveis de ambiente</w:t>
       </w:r>
     </w:p>
     <w:p>
       <w:r>
-        <w:t>Pares nome/valor associados ao ambiente de execução de um processo.</w:t>
+        <w:t xml:space="preserve">Pares nome/valor associados ao ambiente de execução de um processo.</w:t>
       </w:r>
     </w:p>
     <w:p>
@@ -2442,10 +2442,10 @@
         <w:rPr>
           <w:b/>
         </w:rPr>
-        <w:t xml:space="preserve">Materiais: </w:t>
-      </w:r>
-      <w:r>
-        <w:t>env.png; env_paths.png; env2.png; env3.png; env4.png; envp.png; getenv.png; resumo2.png; setenv.png</w:t>
+        <w:t xml:space="preserve">Materiais:</w:t>
+      </w:r>
+      <w:r>
+        <w:t xml:space="preserve"> env.png; env2.png; env3.png; env4.png; env_paths.png; envp.png; getenv.png; resumo2.png; setenv.png</w:t>
       </w:r>
     </w:p>
     <w:sectPr>

--- a/04_Argumentos_CommandLine/04_Catalogo_Semantico.docx
+++ b/04_Argumentos_CommandLine/04_Catalogo_Semantico.docx
@@ -17,7 +17,7 @@
     </w:p>
     <w:p>
       <w:r>
-        <w:t>Escopo: 35 materiais (28 imagens estáticas, 3 GIFs e 4 arquivos Markdown). As descrições registram o conteúdo técnico, sem recomendações de roteiro ou apresentação.</w:t>
+        <w:t>Escopo: 35 materiais (28 imagens estáticas, 3 GIFs e 4 arquivos Markdown). Os registros descrevem conteúdos e representações observados nos arquivos originais e não constituem propostas de vídeo. As descrições dos GIFs resumem estados relevantes, sem substituir a inspeção de quadros e tempos na produção. Mapas espaciais, recortes, legibilidade e sincronização exigem verificação direta dos binários.</w:t>
       </w:r>
     </w:p>
     <w:p>
@@ -30,24 +30,12 @@
     </w:p>
     <w:p>
       <w:r>
-        <w:rPr>
-          <w:b/>
-        </w:rPr>
-        <w:t xml:space="preserve">Conteúdo apresentado. </w:t>
-      </w:r>
-      <w:r>
-        <w:t>Sistematiza a validação dos parâmetros de entrada.</w:t>
+        <w:t>Conteúdo apresentado. Apresenta um roteiro de validação de parâmetros de linha de comando, da presença dos argumentos ao reconhecimento das opções, conversão, verificação de faixas e diagnóstico de falhas.</w:t>
       </w:r>
     </w:p>
     <w:p>
       <w:r>
-        <w:rPr>
-          <w:b/>
-        </w:rPr>
-        <w:t xml:space="preserve">Representação e exemplos. </w:t>
-      </w:r>
-      <w:r>
-        <w:t>Aborda quantidade, opções reconhecidas, formato de valores, limites e tratamento de erro, com exemplos de aceitação e rejeição.</w:t>
+        <w:t>Representação e exemplos. Painel com etapas numeradas, tabela de regras e situações de entrada válida ou inválida, trecho de código C, exemplos de terminal e quadro de mensagens de erro.</w:t>
       </w:r>
     </w:p>
     <w:p>
@@ -71,24 +59,12 @@
     </w:p>
     <w:p>
       <w:r>
-        <w:rPr>
-          <w:b/>
-        </w:rPr>
-        <w:t xml:space="preserve">Conteúdo apresentado. </w:t>
-      </w:r>
-      <w:r>
-        <w:t>Introduz os parâmetros argc e argv da função main.</w:t>
+        <w:t>Conteúdo apresentado. Explica a passagem de argumentos à função main, distinguindo a quantidade argc do vetor de ponteiros argv e a posição reservada à invocação do programa.</w:t>
       </w:r>
     </w:p>
     <w:p>
       <w:r>
-        <w:rPr>
-          <w:b/>
-        </w:rPr>
-        <w:t xml:space="preserve">Representação e exemplos. </w:t>
-      </w:r>
-      <w:r>
-        <w:t>Apresenta argc como contagem de argumentos e argv como vetor de strings, incluindo argv[0] para o nome/caminho de invocação.</w:t>
+        <w:t>Representação e exemplos. Exemplo de chamada com nome e argumentos, declaração de main, impressão dos elementos de argv, diagrama de posições em memória e observações sobre argv[argc] igual a NULL.</w:t>
       </w:r>
     </w:p>
     <w:p>
@@ -112,24 +88,12 @@
     </w:p>
     <w:p>
       <w:r>
-        <w:rPr>
-          <w:b/>
-        </w:rPr>
-        <w:t xml:space="preserve">Conteúdo apresentado. </w:t>
-      </w:r>
-      <w:r>
-        <w:t>Distingue argumentos posicionais, opções nomeadas e flags.</w:t>
+        <w:t>Conteúdo apresentado. Diferencia parâmetros posicionais e opções nomeadas, mostrando como a forma de escrita altera o reconhecimento de argumentos por uma aplicação.</w:t>
       </w:r>
     </w:p>
     <w:p>
       <w:r>
-        <w:rPr>
-          <w:b/>
-        </w:rPr>
-        <w:t xml:space="preserve">Representação e exemplos. </w:t>
-      </w:r>
-      <w:r>
-        <w:t>Exemplifica parâmetros com nomes e valores, parâmetros sem nome e sua interpretação na linha de comando.</w:t>
+        <w:t>Representação e exemplos. Quadros de argumentos posicionais, opções curtas e longas, opções com valores, exemplos de invocação, estrutura de argv, laço interpretador e resultados de terminal.</w:t>
       </w:r>
     </w:p>
     <w:p>
@@ -153,24 +117,12 @@
     </w:p>
     <w:p>
       <w:r>
-        <w:rPr>
-          <w:b/>
-        </w:rPr>
-        <w:t xml:space="preserve">Conteúdo apresentado. </w:t>
-      </w:r>
-      <w:r>
-        <w:t>Explica mensagens de uso e erros para argumentos inválidos.</w:t>
+        <w:t>Conteúdo apresentado. Explica a função da ajuda e das mensagens de erro como parte da interface de linha de comando, inclusive em situações de ausência ou incorreção de argumentos.</w:t>
       </w:r>
     </w:p>
     <w:p>
       <w:r>
-        <w:rPr>
-          <w:b/>
-        </w:rPr>
-        <w:t xml:space="preserve">Representação e exemplos. </w:t>
-      </w:r>
-      <w:r>
-        <w:t>Demonstra a apresentação da sintaxe esperada e mensagens de diagnóstico quando faltam parâmetros ou há valores incorretos.</w:t>
+        <w:t>Representação e exemplos. Lista de características de uma ajuda útil, exemplo de saída --help, código para exibição de uso, detecção de --help e exemplos de diagnósticos para entradas inválidas.</w:t>
       </w:r>
     </w:p>
     <w:p>
@@ -194,24 +146,12 @@
     </w:p>
     <w:p>
       <w:r>
-        <w:rPr>
-          <w:b/>
-        </w:rPr>
-        <w:t xml:space="preserve">Conteúdo apresentado. </w:t>
-      </w:r>
-      <w:r>
-        <w:t>Apresenta flags e opções que recebem valores.</w:t>
+        <w:t>Conteúdo apresentado. Distingue flags sem valor, opções com valor separado e opções com valor incorporado, mostrando o consumo de argumentos durante o parsing.</w:t>
       </w:r>
     </w:p>
     <w:p>
       <w:r>
-        <w:rPr>
-          <w:b/>
-        </w:rPr>
-        <w:t xml:space="preserve">Representação e exemplos. </w:t>
-      </w:r>
-      <w:r>
-        <w:t>Compara parâmetros de presença/ausência com parâmetros que consomem um valor associado.</w:t>
+        <w:t>Representação e exemplos. Quadro comparativo de tipos, chamadas de terminal, código C de interpretação sequencial, tabela de exemplos e resultados, incluindo falta de valor após uma opção.</w:t>
       </w:r>
     </w:p>
     <w:p>
@@ -235,24 +175,12 @@
     </w:p>
     <w:p>
       <w:r>
-        <w:rPr>
-          <w:b/>
-        </w:rPr>
-        <w:t xml:space="preserve">Conteúdo apresentado. </w:t>
-      </w:r>
-      <w:r>
-        <w:t>Consolida a parametrização de uma aplicação por opções e argumentos.</w:t>
+        <w:t>Conteúdo apresentado. Integra argumentos, variáveis de ambiente e valores padrão como fontes de configuração, com uma ordem de precedência explícita.</w:t>
       </w:r>
     </w:p>
     <w:p>
       <w:r>
-        <w:rPr>
-          <w:b/>
-        </w:rPr>
-        <w:t xml:space="preserve">Representação e exemplos. </w:t>
-      </w:r>
-      <w:r>
-        <w:t>Relaciona reconhecimento de flags, opções com valores, interpretação e configuração final do programa.</w:t>
+        <w:t>Representação e exemplos. Diagrama de três fontes e fluxo de decisão argumento → ambiente → padrão; código C, testes de terminal e estrutura de configuração que reúne os valores interpretados.</w:t>
       </w:r>
     </w:p>
     <w:p>
@@ -276,24 +204,12 @@
     </w:p>
     <w:p>
       <w:r>
-        <w:rPr>
-          <w:b/>
-        </w:rPr>
-        <w:t xml:space="preserve">Conteúdo apresentado. </w:t>
-      </w:r>
-      <w:r>
-        <w:t>Mostra um programa como processo em execução e a passagem de informações fornecidas externamente na sua inicialização.</w:t>
+        <w:t>Conteúdo apresentado. Demonstra uma chamada externa como fronteira entre processos, distinguindo o programa chamador do executável chamado e seus contextos de execução.</w:t>
       </w:r>
     </w:p>
     <w:p>
       <w:r>
-        <w:rPr>
-          <w:b/>
-        </w:rPr>
-        <w:t xml:space="preserve">Sequência demonstrada. </w:t>
-      </w:r>
-      <w:r>
-        <w:t>A animação distingue o programa executável, sua instância em execução e a comunicação de argumentos na criação do processo.</w:t>
+        <w:t>Sequência demonstrada. Animação de 14 quadros: processo A, solicitação './calc soma 3 10', separação do executável e dos argumentos, criação do processo B, carregamento, leitura/interpretação, resultado 13 em stdout, término e contraste com chamada interna de função.</w:t>
       </w:r>
     </w:p>
     <w:p>
@@ -317,24 +233,12 @@
     </w:p>
     <w:p>
       <w:r>
-        <w:rPr>
-          <w:b/>
-        </w:rPr>
-        <w:t xml:space="preserve">Conteúdo apresentado. </w:t>
-      </w:r>
-      <w:r>
-        <w:t>Anima um parsing simples de argumentos textuais.</w:t>
+        <w:t>Conteúdo apresentado. Demonstra passo a passo o reconhecimento de argumentos de linha de comando por um programa C e a formação de uma configuração interna.</w:t>
       </w:r>
     </w:p>
     <w:p>
       <w:r>
-        <w:rPr>
-          <w:b/>
-        </w:rPr>
-        <w:t xml:space="preserve">Sequência demonstrada. </w:t>
-      </w:r>
-      <w:r>
-        <w:t>Mostra o código e a evolução da leitura dos argumentos, com atualização dos valores interpretados e da saída de execução.</w:t>
+        <w:t>Sequência demonstrada. Animação de 16 quadros com painéis de código C89, argv, estrutura de configuração e terminal; percorre '--limite=100', '-v' e 'dados.txt', atualizando iLimite, iVerbose e pszArquivo antes de imprimir o resultado.</w:t>
       </w:r>
     </w:p>
     <w:p>
@@ -358,24 +262,12 @@
     </w:p>
     <w:p>
       <w:r>
-        <w:rPr>
-          <w:b/>
-        </w:rPr>
-        <w:t xml:space="preserve">Conteúdo apresentado. </w:t>
-      </w:r>
-      <w:r>
-        <w:t>Apresenta convenções de conversão e interpretação de opções da linha de comando.</w:t>
+        <w:t>Conteúdo apresentado. Apresenta convenções de opções curtas, longas, flags, argumentos posicionais e valores associados na interface de linha de comando.</w:t>
       </w:r>
     </w:p>
     <w:p>
       <w:r>
-        <w:rPr>
-          <w:b/>
-        </w:rPr>
-        <w:t xml:space="preserve">Representação e exemplos. </w:t>
-      </w:r>
-      <w:r>
-        <w:t>Contrasta argumentos textuais, opções curtas e longas e formas usuais de passar valores.</w:t>
+        <w:t>Representação e exemplos. Tabela de formatos, exemplo de comando com '--limite=100', '-v' e arquivo posicional, diagrama argv, código de parsing, exemplos de execução e correspondência entre forma textual e interpretação.</w:t>
       </w:r>
     </w:p>
     <w:p>
@@ -399,24 +291,12 @@
     </w:p>
     <w:p>
       <w:r>
-        <w:rPr>
-          <w:b/>
-        </w:rPr>
-        <w:t xml:space="preserve">Conteúdo apresentado. </w:t>
-      </w:r>
-      <w:r>
-        <w:t>Mostra a construção de um contrato de interface de linha de comando.</w:t>
+        <w:t>Conteúdo apresentado. Define o contrato de entrada de uma aplicação: quais opções são aceitas, quais valores exigem, quais combinações são válidas e como informar erros.</w:t>
       </w:r>
     </w:p>
     <w:p>
       <w:r>
-        <w:rPr>
-          <w:b/>
-        </w:rPr>
-        <w:t xml:space="preserve">Representação e exemplos. </w:t>
-      </w:r>
-      <w:r>
-        <w:t>Organiza sintaxe, opções obrigatórias e opcionais, valores e comportamento esperado diante de entradas inválidas.</w:t>
+        <w:t>Representação e exemplos. Quadro de contrato e tabela de opções, exemplos de chamadas válidas e inválidas, casos de valores ausentes ou fora da faixa, mensagens de uso e distinção entre parsing e validação.</w:t>
       </w:r>
     </w:p>
     <w:p>
@@ -440,24 +320,12 @@
     </w:p>
     <w:p>
       <w:r>
-        <w:rPr>
-          <w:b/>
-        </w:rPr>
-        <w:t xml:space="preserve">Conteúdo apresentado. </w:t>
-      </w:r>
-      <w:r>
-        <w:t>Apresenta a passagem do código-fonte C até o executável por compilação e ligação.</w:t>
+        <w:t>Conteúdo apresentado. Distingue código-fonte, compilação, arquivo objeto, ligação e executável, relacionando a produção do binário à sua posterior execução.</w:t>
       </w:r>
     </w:p>
     <w:p>
       <w:r>
-        <w:rPr>
-          <w:b/>
-        </w:rPr>
-        <w:t xml:space="preserve">Representação e exemplos. </w:t>
-      </w:r>
-      <w:r>
-        <w:t>Distingue arquivo fonte, arquivo objeto e executável; relaciona comandos de compilação às etapas de geração.</w:t>
+        <w:t>Representação e exemplos. Fluxo de etapas com comandos gcc, extensão .c/.o, exemplos de compilação e execução, e inspeção de arquivos produzidos.</w:t>
       </w:r>
     </w:p>
     <w:p>
@@ -481,24 +349,12 @@
     </w:p>
     <w:p>
       <w:r>
-        <w:rPr>
-          <w:b/>
-        </w:rPr>
-        <w:t xml:space="preserve">Conteúdo apresentado. </w:t>
-      </w:r>
-      <w:r>
-        <w:t>Demonstra a conversão de argumentos textuais para tipos numéricos.</w:t>
+        <w:t>Conteúdo apresentado. Mostra que argv contém texto e que operações numéricas exigem conversão e validação antes do cálculo.</w:t>
       </w:r>
     </w:p>
     <w:p>
       <w:r>
-        <w:rPr>
-          <w:b/>
-        </w:rPr>
-        <w:t xml:space="preserve">Representação e exemplos. </w:t>
-      </w:r>
-      <w:r>
-        <w:t>Contrasta strings recebidas por argv com valores usados em operações; apresenta rotinas de conversão e cuidados com entrada inválida.</w:t>
+        <w:t>Representação e exemplos. Diagrama de strings de argv, comparação de funções de conversão, código de leitura/conversão, exemplos de terminal e quadro de erros de conversão.</w:t>
       </w:r>
     </w:p>
     <w:p>
@@ -522,24 +378,12 @@
     </w:p>
     <w:p>
       <w:r>
-        <w:rPr>
-          <w:b/>
-        </w:rPr>
-        <w:t xml:space="preserve">Conteúdo apresentado. </w:t>
-      </w:r>
-      <w:r>
-        <w:t>Aprofunda a conversão de strings e a verificação de erros.</w:t>
+        <w:t>Conteúdo apresentado. Aprofunda a conversão textual com strtol, incluindo ponteiro de término, detecção de entrada não numérica, resíduos e verificação de faixa.</w:t>
       </w:r>
     </w:p>
     <w:p>
       <w:r>
-        <w:rPr>
-          <w:b/>
-        </w:rPr>
-        <w:t xml:space="preserve">Representação e exemplos. </w:t>
-      </w:r>
-      <w:r>
-        <w:t>Mostra validação do texto convertido, limites numéricos e condições de falha antes de aceitar o resultado.</w:t>
+        <w:t>Representação e exemplos. Exemplos com entrada válida e texto residual, explicação de endptr e errno, código C de conversão, casos de teste e tabela comparativa de funções.</w:t>
       </w:r>
     </w:p>
     <w:p>
@@ -563,24 +407,12 @@
     </w:p>
     <w:p>
       <w:r>
-        <w:rPr>
-          <w:b/>
-        </w:rPr>
-        <w:t xml:space="preserve">Conteúdo apresentado. </w:t>
-      </w:r>
-      <w:r>
-        <w:t>Introduz o conceito de variáveis de ambiente do processo.</w:t>
+        <w:t>Conteúdo apresentado. Define variáveis de ambiente como pares nome/valor associados ao processo e distingue esse conjunto dos argumentos fornecidos em argv.</w:t>
       </w:r>
     </w:p>
     <w:p>
       <w:r>
-        <w:rPr>
-          <w:b/>
-        </w:rPr>
-        <w:t xml:space="preserve">Representação e exemplos. </w:t>
-      </w:r>
-      <w:r>
-        <w:t>Mostra pares nome/valor fornecidos pelo ambiente de execução e sua diferença em relação aos argumentos de linha de comando.</w:t>
+        <w:t>Representação e exemplos. Diagrama processo/argumentos/ambiente, exemplo do comando env, usos de PATH e outras variáveis, e relação com shell e configuração da aplicação.</w:t>
       </w:r>
     </w:p>
     <w:p>
@@ -604,24 +436,12 @@
     </w:p>
     <w:p>
       <w:r>
-        <w:rPr>
-          <w:b/>
-        </w:rPr>
-        <w:t xml:space="preserve">Conteúdo apresentado. </w:t>
-      </w:r>
-      <w:r>
-        <w:t>Explica a herança e o isolamento do ambiente entre processos.</w:t>
+        <w:t>Conteúdo apresentado. Demonstra herança de ambiente na criação de processo filho e isolamento das alterações posteriores entre pai e filho.</w:t>
       </w:r>
     </w:p>
     <w:p>
       <w:r>
-        <w:rPr>
-          <w:b/>
-        </w:rPr>
-        <w:t xml:space="preserve">Representação e exemplos. </w:t>
-      </w:r>
-      <w:r>
-        <w:t>Relaciona processo pai, processo filho e cópias do ambiente após criação de um novo processo.</w:t>
+        <w:t>Representação e exemplos. Diagramas de pai/filho e cópias de ambiente, código C com fork, execução e observações sobre mudanças locais e ausência de propagação reversa.</w:t>
       </w:r>
     </w:p>
     <w:p>
@@ -645,24 +465,12 @@
     </w:p>
     <w:p>
       <w:r>
-        <w:rPr>
-          <w:b/>
-        </w:rPr>
-        <w:t xml:space="preserve">Conteúdo apresentado. </w:t>
-      </w:r>
-      <w:r>
-        <w:t>Explica a variável PATH e a localização de executáveis.</w:t>
+        <w:t>Conteúdo apresentado. Explica a pesquisa de executáveis pelo shell usando PATH e diferencia comando com caminho explícito de busca por nome.</w:t>
       </w:r>
     </w:p>
     <w:p>
       <w:r>
-        <w:rPr>
-          <w:b/>
-        </w:rPr>
-        <w:t xml:space="preserve">Representação e exemplos. </w:t>
-      </w:r>
-      <w:r>
-        <w:t>Relaciona diretórios listados em PATH com a busca de comandos pelo shell.</w:t>
+        <w:t>Representação e exemplos. Lista de diretórios PATH, fluxos de busca, comandos shell, alteração temporária do ambiente e exemplo de comando próprio localizado via PATH.</w:t>
       </w:r>
     </w:p>
     <w:p>
@@ -686,24 +494,12 @@
     </w:p>
     <w:p>
       <w:r>
-        <w:rPr>
-          <w:b/>
-        </w:rPr>
-        <w:t xml:space="preserve">Conteúdo apresentado. </w:t>
-      </w:r>
-      <w:r>
-        <w:t>Explica a origem e o escopo das variáveis de ambiente.</w:t>
+        <w:t>Conteúdo apresentado. Distingue ambiente definido no shell, ambiente herdado pelo programa e modificações feitas durante sua execução.</w:t>
       </w:r>
     </w:p>
     <w:p>
       <w:r>
-        <w:rPr>
-          <w:b/>
-        </w:rPr>
-        <w:t xml:space="preserve">Representação e exemplos. </w:t>
-      </w:r>
-      <w:r>
-        <w:t>Relaciona shell, processo e ambiente herdado, distinguindo valores do ambiente e variáveis internas ao programa.</w:t>
+        <w:t>Representação e exemplos. Painéis de shell e processo, exemplos de exportação, consulta e alteração de variável, cadeia de herança e exemplos de valores não propagados ao pai.</w:t>
       </w:r>
     </w:p>
     <w:p>
@@ -727,24 +523,12 @@
     </w:p>
     <w:p>
       <w:r>
-        <w:rPr>
-          <w:b/>
-        </w:rPr>
-        <w:t xml:space="preserve">Conteúdo apresentado. </w:t>
-      </w:r>
-      <w:r>
-        <w:t>Apresenta variáveis de ambiente usadas por aplicações.</w:t>
+        <w:t>Conteúdo apresentado. Exemplifica finalidades das variáveis de ambiente para configuração, localização de recursos, idioma, integração e comportamento da aplicação.</w:t>
       </w:r>
     </w:p>
     <w:p>
       <w:r>
-        <w:rPr>
-          <w:b/>
-        </w:rPr>
-        <w:t xml:space="preserve">Representação e exemplos. </w:t>
-      </w:r>
-      <w:r>
-        <w:t>Exemplifica nomes e valores e sua consulta durante a execução de programas.</w:t>
+        <w:t>Representação e exemplos. Tabela de variáveis comuns, exemplos de consulta em shell e código C, contraste entre ambiente do sistema e configurações específicas da aplicação.</w:t>
       </w:r>
     </w:p>
     <w:p>
@@ -768,24 +552,12 @@
     </w:p>
     <w:p>
       <w:r>
-        <w:rPr>
-          <w:b/>
-        </w:rPr>
-        <w:t xml:space="preserve">Conteúdo apresentado. </w:t>
-      </w:r>
-      <w:r>
-        <w:t>Compara argumentos, ambiente e valores padrão.</w:t>
+        <w:t>Conteúdo apresentado. Apresenta a precedência entre argumentos de linha de comando, variáveis de ambiente e valores padrão na determinação de um parâmetro.</w:t>
       </w:r>
     </w:p>
     <w:p>
       <w:r>
-        <w:rPr>
-          <w:b/>
-        </w:rPr>
-        <w:t xml:space="preserve">Representação e exemplos. </w:t>
-      </w:r>
-      <w:r>
-        <w:t>Mostra alternativas para fornecer configuração e suas diferentes origens e prioridades.</w:t>
+        <w:t>Representação e exemplos. Diagrama de três fontes, árvore de decisão e testes que mostram qual valor é adotado em cada cenário, com estrutura de configuração C.</w:t>
       </w:r>
     </w:p>
     <w:p>
@@ -809,24 +581,12 @@
     </w:p>
     <w:p>
       <w:r>
-        <w:rPr>
-          <w:b/>
-        </w:rPr>
-        <w:t xml:space="preserve">Conteúdo apresentado. </w:t>
-      </w:r>
-      <w:r>
-        <w:t>Apresenta argc, argv e envp como entradas da execução.</w:t>
+        <w:t>Conteúdo apresentado. Compara as formas de declaração de main e a representação de argc, argv e envp, distinguindo argumentos e entradas do ambiente.</w:t>
       </w:r>
     </w:p>
     <w:p>
       <w:r>
-        <w:rPr>
-          <w:b/>
-        </w:rPr>
-        <w:t xml:space="preserve">Representação e exemplos. </w:t>
-      </w:r>
-      <w:r>
-        <w:t>Compara vetor de argumentos e vetor de strings de ambiente, com representação da organização dos dados.</w:t>
+        <w:t>Representação e exemplos. Assinaturas de main, vetores de strings e ponteiros terminados em NULL, exemplos de iteração e observação sobre a disponibilidade de envp conforme a interface de execução.</w:t>
       </w:r>
     </w:p>
     <w:p>
@@ -850,24 +610,12 @@
     </w:p>
     <w:p>
       <w:r>
-        <w:rPr>
-          <w:b/>
-        </w:rPr>
-        <w:t xml:space="preserve">Conteúdo apresentado. </w:t>
-      </w:r>
-      <w:r>
-        <w:t>Explica como um programa é iniciado pelo terminal e recebe parâmetros.</w:t>
+        <w:t>Conteúdo apresentado. Relaciona a invocação no terminal à criação de uma instância de processo e à passagem de argumentos ao programa.</w:t>
       </w:r>
     </w:p>
     <w:p>
       <w:r>
-        <w:rPr>
-          <w:b/>
-        </w:rPr>
-        <w:t xml:space="preserve">Representação e exemplos. </w:t>
-      </w:r>
-      <w:r>
-        <w:t>Relaciona comando digitado, processo criado, argumentos e saída observada.</w:t>
+        <w:t>Representação e exemplos. Linha de comando, diagrama shell/processos, observação de processos, exemplo de programa C que imprime argumentos e representação de arquivo executável em memória.</w:t>
       </w:r>
     </w:p>
     <w:p>
@@ -1055,24 +803,12 @@
     </w:p>
     <w:p>
       <w:r>
-        <w:rPr>
-          <w:b/>
-        </w:rPr>
-        <w:t xml:space="preserve">Conteúdo apresentado. </w:t>
-      </w:r>
-      <w:r>
-        <w:t>Demonstra a consulta de variáveis de ambiente por getenv.</w:t>
+        <w:t>Conteúdo apresentado. Demonstra a leitura de uma variável de ambiente com getenv e a distinção entre valor encontrado e ausência da variável.</w:t>
       </w:r>
     </w:p>
     <w:p>
       <w:r>
-        <w:rPr>
-          <w:b/>
-        </w:rPr>
-        <w:t xml:space="preserve">Representação e exemplos. </w:t>
-      </w:r>
-      <w:r>
-        <w:t>Apresenta nome da variável, retorno da função e a necessidade de tratar ausência de valor.</w:t>
+        <w:t>Representação e exemplos. Exemplo de getenv("HOME") e getenv("PATH"), código C com verificação de NULL, saída de terminal e alerta sobre validade do ponteiro retornado.</w:t>
       </w:r>
     </w:p>
     <w:p>
@@ -1096,24 +832,12 @@
     </w:p>
     <w:p>
       <w:r>
-        <w:rPr>
-          <w:b/>
-        </w:rPr>
-        <w:t xml:space="preserve">Conteúdo apresentado. </w:t>
-      </w:r>
-      <w:r>
-        <w:t>Compara arquivo objeto e arquivo executável quanto a finalidade e utilização.</w:t>
+        <w:t>Conteúdo apresentado. Contrasta a função do arquivo objeto intermediário com a do executável carregável pelo sistema.</w:t>
       </w:r>
     </w:p>
     <w:p>
       <w:r>
-        <w:rPr>
-          <w:b/>
-        </w:rPr>
-        <w:t xml:space="preserve">Representação e exemplos. </w:t>
-      </w:r>
-      <w:r>
-        <w:t>Evidencia que o objeto é resultado intermediário e que o executável reúne o necessário para iniciar o programa.</w:t>
+        <w:t>Representação e exemplos. Diagramas compilador/ligador, comandos gcc -c e ligação, exemplos de inspeção e comparação de finalidade, dependências e execução.</w:t>
       </w:r>
     </w:p>
     <w:p>
@@ -1137,24 +861,12 @@
     </w:p>
     <w:p>
       <w:r>
-        <w:rPr>
-          <w:b/>
-        </w:rPr>
-        <w:t xml:space="preserve">Conteúdo apresentado. </w:t>
-      </w:r>
-      <w:r>
-        <w:t>Apresenta a interpretação sequencial dos argumentos recebidos por argv.</w:t>
+        <w:t>Conteúdo apresentado. Mostra a interpretação sequencial de argv, associando cada string a uma regra de reconhecimento e a uma decisão de parsing.</w:t>
       </w:r>
     </w:p>
     <w:p>
       <w:r>
-        <w:rPr>
-          <w:b/>
-        </w:rPr>
-        <w:t xml:space="preserve">Representação e exemplos. </w:t>
-      </w:r>
-      <w:r>
-        <w:t>Relaciona índices, leitura de parâmetros e seleção de operações a partir de strings de entrada.</w:t>
+        <w:t>Representação e exemplos. Diagrama dos índices de argv, sequência de decisões para opções e argumentos, código C e exemplos de terminal com argumentos válidos e inválidos.</w:t>
       </w:r>
     </w:p>
     <w:p>
@@ -1178,24 +890,12 @@
     </w:p>
     <w:p>
       <w:r>
-        <w:rPr>
-          <w:b/>
-        </w:rPr>
-        <w:t xml:space="preserve">Conteúdo apresentado. </w:t>
-      </w:r>
-      <w:r>
-        <w:t>Organiza os argumentos interpretados em uma configuração da aplicação.</w:t>
+        <w:t>Conteúdo apresentado. Separa o recebimento dos argumentos, sua conversão/validação e o armazenamento em uma estrutura de configuração reutilizável.</w:t>
       </w:r>
     </w:p>
     <w:p>
       <w:r>
-        <w:rPr>
-          <w:b/>
-        </w:rPr>
-        <w:t xml:space="preserve">Representação e exemplos. </w:t>
-      </w:r>
-      <w:r>
-        <w:t>Separa coleta e validação de parâmetros da utilização dos valores já convertidos em uma estrutura.</w:t>
+        <w:t>Representação e exemplos. Exemplo de argv, declaração typedef struct STRUCT_CONFIG, preenchimento por parsing e uso posterior dos campos para executar a operação.</w:t>
       </w:r>
     </w:p>
     <w:p>
@@ -1219,24 +919,12 @@
     </w:p>
     <w:p>
       <w:r>
-        <w:rPr>
-          <w:b/>
-        </w:rPr>
-        <w:t xml:space="preserve">Conteúdo apresentado. </w:t>
-      </w:r>
-      <w:r>
-        <w:t>Consolida o recebimento de argumentos pela função main.</w:t>
+        <w:t>Conteúdo apresentado. Sintetiza a passagem de código-fonte a processo em execução e o papel de argc/argv como parâmetros de inicialização, não como leitura interativa.</w:t>
       </w:r>
     </w:p>
     <w:p>
       <w:r>
-        <w:rPr>
-          <w:b/>
-        </w:rPr>
-        <w:t xml:space="preserve">Representação e exemplos. </w:t>
-      </w:r>
-      <w:r>
-        <w:t>Reúne argc, argv, conversão, validação e interpretação de parâmetros de execução.</w:t>
+        <w:t>Representação e exemplos. Visão integrada dos slides iniciais, diagrama de múltiplas execuções independentes, comparação com entrada em tempo de execução e relação com configuração.</w:t>
       </w:r>
     </w:p>
     <w:p>
@@ -1260,24 +948,12 @@
     </w:p>
     <w:p>
       <w:r>
-        <w:rPr>
-          <w:b/>
-        </w:rPr>
-        <w:t xml:space="preserve">Conteúdo apresentado. </w:t>
-      </w:r>
-      <w:r>
-        <w:t>Consolida a configuração da aplicação a partir de entradas externas.</w:t>
+        <w:t>Conteúdo apresentado. Integra a estrutura de configuração, a precedência das fontes e o processamento dos argumentos em uma visão de inicialização da aplicação.</w:t>
       </w:r>
     </w:p>
     <w:p>
       <w:r>
-        <w:rPr>
-          <w:b/>
-        </w:rPr>
-        <w:t xml:space="preserve">Representação e exemplos. </w:t>
-      </w:r>
-      <w:r>
-        <w:t>Integra opções, argumentos, ambiente, valores padrão e validação em uma visão de conjunto.</w:t>
+        <w:t>Representação e exemplos. Estrutura C, fluxo argumento → ambiente → padrão, exemplos de execução, validação e representação dos campos configurados em memória.</w:t>
       </w:r>
     </w:p>
     <w:p>
@@ -1301,24 +977,12 @@
     </w:p>
     <w:p>
       <w:r>
-        <w:rPr>
-          <w:b/>
-        </w:rPr>
-        <w:t xml:space="preserve">Conteúdo apresentado. </w:t>
-      </w:r>
-      <w:r>
-        <w:t>Demonstra a modificação do ambiente com setenv e unsetenv.</w:t>
+        <w:t>Conteúdo apresentado. Demonstra inclusão, substituição e remoção de variáveis de ambiente com setenv e unsetenv e o alcance das alterações dentro do processo.</w:t>
       </w:r>
     </w:p>
     <w:p>
       <w:r>
-        <w:rPr>
-          <w:b/>
-        </w:rPr>
-        <w:t xml:space="preserve">Representação e exemplos. </w:t>
-      </w:r>
-      <w:r>
-        <w:t>Compara inclusão/alteração e remoção de variáveis e seu efeito no ambiente do processo.</w:t>
+        <w:t>Representação e exemplos. Assinaturas das funções POSIX, código C, exemplos de execução e verificação no shell, com distinção entre ambiente do processo e ambiente do pai.</w:t>
       </w:r>
     </w:p>
     <w:p>
@@ -1342,24 +1006,12 @@
     </w:p>
     <w:p>
       <w:r>
-        <w:rPr>
-          <w:b/>
-        </w:rPr>
-        <w:t xml:space="preserve">Conteúdo apresentado. </w:t>
-      </w:r>
-      <w:r>
-        <w:t>Apresenta funções de string aplicadas à interpretação de argumentos.</w:t>
+        <w:t>Conteúdo apresentado. Relaciona funções de string à identificação de opções, separação de tokens e extração de partes de argumentos textuais.</w:t>
       </w:r>
     </w:p>
     <w:p>
       <w:r>
-        <w:rPr>
-          <w:b/>
-        </w:rPr>
-        <w:t xml:space="preserve">Representação e exemplos. </w:t>
-      </w:r>
-      <w:r>
-        <w:t>Relaciona separação de texto, comparação e extração de partes a tarefas de parsing.</w:t>
+        <w:t>Representação e exemplos. Quadros de strtok, strcmp, strchr, strrchr e strncmp, exemplos C, comparação de strings e extração de nome/valor de opções.</w:t>
       </w:r>
     </w:p>
     <w:p>
@@ -1383,24 +1035,12 @@
     </w:p>
     <w:p>
       <w:r>
-        <w:rPr>
-          <w:b/>
-        </w:rPr>
-        <w:t xml:space="preserve">Conteúdo apresentado. </w:t>
-      </w:r>
-      <w:r>
-        <w:t>Demonstra a tokenização de uma string com strtok.</w:t>
+        <w:t>Conteúdo apresentado. Demonstra que strtok percorre e modifica um buffer mutável, substituindo delimitadores por bytes zero e devolvendo ponteiros para tokens.</w:t>
       </w:r>
     </w:p>
     <w:p>
       <w:r>
-        <w:rPr>
-          <w:b/>
-        </w:rPr>
-        <w:t xml:space="preserve">Sequência demonstrada. </w:t>
-      </w:r>
-      <w:r>
-        <w:t>Acompanha a divisão do texto em tokens e a alteração da memória da string durante chamadas sucessivas.</w:t>
+        <w:t>Sequência demonstrada. Animação de 12 quadros com código, buffer em memória e stdout: cópia da entrada, primeiro strtok, separação sucessiva dos tokens '10', 'Renato' e '200', retorno NULL e visualização final do buffer alterado.</w:t>
       </w:r>
     </w:p>
     <w:p>
@@ -1424,24 +1064,12 @@
     </w:p>
     <w:p>
       <w:r>
-        <w:rPr>
-          <w:b/>
-        </w:rPr>
-        <w:t xml:space="preserve">Conteúdo apresentado. </w:t>
-      </w:r>
-      <w:r>
-        <w:t>Explica o uso de typedef para criar um alias de tipo em C.</w:t>
+        <w:t>Conteúdo apresentado. Explica typedef como nome alternativo de tipo e sua aplicação a structs e ponteiros, distinguindo tipo de variável.</w:t>
       </w:r>
     </w:p>
     <w:p>
       <w:r>
-        <w:rPr>
-          <w:b/>
-        </w:rPr>
-        <w:t xml:space="preserve">Representação e exemplos. </w:t>
-      </w:r>
-      <w:r>
-        <w:t>Demonstra declaração de tipos e sua utilização em estruturas e variáveis, com exemplos de código.</w:t>
+        <w:t>Representação e exemplos. Quadros com struct, typedef struct, alias para ponteiro, comparação de declarações, exemplo de função e diagrama de memória.</w:t>
       </w:r>
     </w:p>
     <w:p>
@@ -2448,9 +2076,10 @@
         <w:t xml:space="preserve"> env.png; env2.png; env3.png; env4.png; env_paths.png; envp.png; getenv.png; resumo2.png; setenv.png</w:t>
       </w:r>
     </w:p>
+    <w:p/>
     <w:sectPr>
       <w:pgSz w:w="12240" w:h="15840"/>
-      <w:pgMar w:top="1134" w:right="1304" w:bottom="1134" w:left="1304" w:header="720" w:footer="720" w:gutter="0"/>
+      <w:pgMar w:top="1134" w:right="1304" w:bottom="1134" w:left="1304" w:header="504" w:footer="504" w:gutter="0"/>
       <w:cols w:space="720"/>
       <w:docGrid w:linePitch="360"/>
     </w:sectPr>
@@ -2821,6 +2450,9 @@
     <w:name w:val="Normal"/>
     <w:qFormat/>
     <w:rsid w:val="00FC693F"/>
+    <w:pPr>
+      <w:spacing w:after="80"/>
+    </w:pPr>
     <w:rPr>
       <w:rFonts w:ascii="Aptos" w:hAnsi="Aptos"/>
       <w:sz w:val="18"/>
